--- a/BT01.docx
+++ b/BT01.docx
@@ -234,15 +234,7 @@
           </w:tcPr>
           <w:p>
             <w:r>
-              <w:t xml:space="preserve">N, V: việc dùng React là cố định ngôn ngữ lập trình được dùng, gây cứng nhắc và “code dễ bảo trì” là phi lợi ích hay không mang lại giá trị rõ ràng đối với người dùng hoặc kinh doanh, chỉ mang lại lợi ích với lập trình </w:t>
-            </w:r>
-            <w:proofErr w:type="gramStart"/>
-            <w:r>
-              <w:t>viên(</w:t>
-            </w:r>
-            <w:proofErr w:type="gramEnd"/>
-            <w:r>
-              <w:t>lợi ích nội bộ)</w:t>
+              <w:t>N, V: việc dùng React là cố định ngôn ngữ lập trình được dùng, gây cứng nhắc và “code dễ bảo trì” là phi lợi ích hay không mang lại giá trị rõ ràng đối với người dùng hoặc kinh doanh, chỉ mang lại lợi ích với lập trình viên(lợi ích nội bộ)</w:t>
             </w:r>
           </w:p>
         </w:tc>
@@ -292,10 +284,7 @@
           </w:tcPr>
           <w:p>
             <w:r>
-              <w:t> </w:t>
-            </w:r>
-            <w:r>
-              <w:t>S, E: có nhiều hơn một vi</w:t>
+              <w:t> S, E: có nhiều hơn một vi</w:t>
             </w:r>
             <w:r>
               <w:t>ệc (xem báo cáo doanh thu, xuất file Excel, tự gửi email cho giám đốc)</w:t>
@@ -347,7 +336,13 @@
         <w:pStyle w:val="ListParagraph"/>
       </w:pPr>
       <w:r>
-        <w:t>- US4a: Là một admin, tôi muốn xem báo cáo doanh thu theo ngày, tuần, tháng, theo khu vực, theo nhà hàng để dễ dàng xem báo cáo doanh thu của từng khu vực, đơn vị</w:t>
+        <w:t xml:space="preserve">- US4a: Là một admin, tôi muốn xem báo cáo doanh thu theo ngày, tuần, tháng, theo khu vực, theo nhà hàng để dễ dàng </w:t>
+      </w:r>
+      <w:r>
+        <w:t>quản lý, giám sát</w:t>
+      </w:r>
+      <w:r>
+        <w:t xml:space="preserve"> báo cáo doanh thu của từng khu vực, đơn vị</w:t>
       </w:r>
     </w:p>
     <w:p>
@@ -355,10 +350,23 @@
         <w:pStyle w:val="ListParagraph"/>
       </w:pPr>
       <w:r>
-        <w:t xml:space="preserve"> -US4b: Là một admin, tôi muốn xuất file Excel báo cáo doanh thu và tự dộng gửi email cho giám đốc để tiết kiệm thời gian mà không phải làm từng bước</w:t>
+        <w:t xml:space="preserve"> -US4b: Là một admin, tôi muốn xuất file Excel báo cáo doanh </w:t>
+      </w:r>
+      <w:r>
+        <w:t xml:space="preserve">thu </w:t>
+      </w:r>
+      <w:r>
+        <w:t xml:space="preserve">để </w:t>
+      </w:r>
+      <w:r>
+        <w:t>gửi báo cáo cho giám đốc</w:t>
       </w:r>
     </w:p>
-    <w:p/>
+    <w:p>
+      <w:pPr>
+        <w:pStyle w:val="ListParagraph"/>
+      </w:pPr>
+    </w:p>
     <w:p>
       <w:r>
         <w:t xml:space="preserve">Bước 3: </w:t>
@@ -392,10 +400,7 @@
         <w:pStyle w:val="ListParagraph"/>
       </w:pPr>
       <w:r>
-        <w:t>-US2:</w:t>
-      </w:r>
-      <w:r>
-        <w:t xml:space="preserve"> Là một khách hàng, tôi muốn đặt món chỉ trong 3 bước để tiết kiệm thời gian mà không bị lạc ở giao diện</w:t>
+        <w:t>-US2: Là một khách hàng, tôi muốn đặt món chỉ trong 3 bước để tiết kiệm thời gian mà không bị lạc ở giao diện</w:t>
       </w:r>
     </w:p>
     <w:p>
@@ -1539,6 +1544,7 @@
   <w:style w:type="character" w:default="1" w:styleId="DefaultParagraphFont">
     <w:name w:val="Default Paragraph Font"/>
     <w:uiPriority w:val="1"/>
+    <w:semiHidden/>
     <w:unhideWhenUsed/>
   </w:style>
   <w:style w:type="table" w:default="1" w:styleId="TableNormal">
